--- a/docs/3 - Web Application - Ergonomics and Design System.docx
+++ b/docs/3 - Web Application - Ergonomics and Design System.docx
@@ -45,7 +45,7 @@
           <w:sz w:val="20"/>
           <w:szCs w:val="20"/>
         </w:rPr>
-        <w:t xml:space="preserve">Travelers World Map  ·  Document 3 of 4</w:t>
+        <w:t>Travelers World Map  ·  Document 3 of 5</w:t>
       </w:r>
     </w:p>
     <w:p>
@@ -61,6 +61,21 @@
           <w:szCs w:val="20"/>
         </w:rPr>
         <w:t xml:space="preserve">Layout, tokens, components, map interaction and accessibility. Reads with the product specification (document 2).</w:t>
+      </w:r>
+    </w:p>
+    <w:p>
+      <w:pPr>
+        <w:spacing w:after="700"/>
+      </w:pPr>
+      <w:r>
+        <w:rPr>
+          <w:i/>
+          <w:iCs/>
+          <w:color w:val="6B7780"/>
+          <w:sz w:val="20"/>
+          <w:szCs w:val="20"/>
+        </w:rPr>
+        <w:t>Status, 23 August 2026. Document 5, the MVP specification, is the requirements document for the web application. The tokens, type scale, spacing, motion and accessibility requirements in this document still govern; where document 5 names a different layout for a surface, that layout is built with these tokens. Where this document says territory it means the printed tile; the layer the application renders is the web region, defined in document 1 §2.2.</w:t>
       </w:r>
     </w:p>
     <w:p>
